--- a/L2B-System-Entry/CiC_L2B_Coach_Role_Description_V1_0.docx
+++ b/L2B-System-Entry/CiC_L2B_Coach_Role_Description_V1_0.docx
@@ -733,35 +733,6 @@
           <w:szCs w:val="18"/>
         </w:rPr>
         <w:t xml:space="preserve">This role description was produced at the completion of the V7 governance and build document construction cycle, before the first world build began. It reflects what the project learned about what good coaching looks like — and what it costs when coaching drifts toward process administration, affirmation, or self-review. The coach thread that reads this document and holds it is the one most likely to produce a world that serves the people it is built for.</w:t>
-      </w:r>
-    </w:p>
-    <w:p>
-      <w:pPr>
-        <w:spacing w:before="240" w:after="80"/>
-      </w:pPr>
-      <w:r>
-        <w:rPr>
-          <w:rFonts w:ascii="Arial" w:cs="Arial" w:eastAsia="Arial" w:hAnsi="Arial"/>
-          <w:b/>
-          <w:bCs/>
-          <w:sz w:val="20"/>
-          <w:szCs w:val="20"/>
-        </w:rPr>
-        <w:t>Version History</w:t>
-      </w:r>
-    </w:p>
-    <w:p>
-      <w:pPr>
-        <w:spacing w:after="80"/>
-      </w:pPr>
-      <w:r>
-        <w:rPr>
-          <w:i/>
-          <w:iCs/>
-          <w:sz w:val="19"/>
-          <w:szCs w:val="19"/>
-        </w:rPr>
-        <w:t xml:space="preserve">v1.0 — Initial production at the completion of the V7 governance and build document construction cycle. Defines the coach role: the project lead's primary thinking partner, holding two altitudes simultaneously, three things the role is not (process administrator, critic, affirmer), the quality discipline, the escalation discipline, and an honest account of what the role got wrong during the V7 build cycle. No contamination found on review — zero world or Representative name references. Renamed from CiC_Coach_Role_Description_v1_0.docx to CiC_L2B_Coach_Role_Description_V1_0.docx as part of the Level 2 sublayer naming convention (2B — System Entry). No content changes; rename only.</w:t>
       </w:r>
     </w:p>
     <w:p>
